--- a/docs/downloads/gerrid-setzer/doc_0168.docx
+++ b/docs/downloads/gerrid-setzer/doc_0168.docx
@@ -1,22 +1,23 @@
 
 <file path=word/document.xml><?xml version="1.0" encoding="utf-8"?>
-<w:document xmlns:wpc="http://schemas.microsoft.com/office/word/2010/wordprocessingCanvas" xmlns:cx="http://schemas.microsoft.com/office/drawing/2014/chartex" xmlns:cx1="http://schemas.microsoft.com/office/drawing/2015/9/8/chartex" xmlns:cx2="http://schemas.microsoft.com/office/drawing/2015/10/21/chartex" xmlns:cx3="http://schemas.microsoft.com/office/drawing/2016/5/9/chartex" xmlns:cx4="http://schemas.microsoft.com/office/drawing/2016/5/10/chartex" xmlns:cx5="http://schemas.microsoft.com/office/drawing/2016/5/11/chartex" xmlns:cx6="http://schemas.microsoft.com/office/drawing/2016/5/12/chartex" xmlns:cx7="http://schemas.microsoft.com/office/drawing/2016/5/13/chartex" xmlns:cx8="http://schemas.microsoft.com/office/drawing/2016/5/14/chartex" xmlns:mc="http://schemas.openxmlformats.org/markup-compatibility/2006" xmlns:aink="http://schemas.microsoft.com/office/drawing/2016/ink" xmlns:am3d="http://schemas.microsoft.com/office/drawing/2017/model3d" xmlns:o="urn:schemas-microsoft-com:office:office" xmlns:r="http://schemas.openxmlformats.org/officeDocument/2006/relationships" xmlns:m="http://schemas.openxmlformats.org/officeDocument/2006/math" xmlns:v="urn:schemas-microsoft-com:vml" xmlns:wp14="http://schemas.microsoft.com/office/word/2010/wordprocessingDrawing" xmlns:wp="http://schemas.openxmlformats.org/drawingml/2006/wordprocessingDrawing" xmlns:w10="urn:schemas-microsoft-com:office:word" xmlns:w="http://schemas.openxmlformats.org/wordprocessingml/2006/main" xmlns:w14="http://schemas.microsoft.com/office/word/2010/wordml" xmlns:w15="http://schemas.microsoft.com/office/word/2012/wordml" xmlns:w16cex="http://schemas.microsoft.com/office/word/2018/wordml/cex" xmlns:w16cid="http://schemas.microsoft.com/office/word/2016/wordml/cid" xmlns:w16="http://schemas.microsoft.com/office/word/2018/wordml" xmlns:w16sdtdh="http://schemas.microsoft.com/office/word/2020/wordml/sdtdatahash" xmlns:w16se="http://schemas.microsoft.com/office/word/2015/wordml/symex" xmlns:wpg="http://schemas.microsoft.com/office/word/2010/wordprocessingGroup" xmlns:wpi="http://schemas.microsoft.com/office/word/2010/wordprocessingInk" xmlns:wne="http://schemas.microsoft.com/office/word/2006/wordml" xmlns:wps="http://schemas.microsoft.com/office/word/2010/wordprocessingShape" mc:Ignorable="w14 w15 w16se w16cid w16 w16cex w16sdtdh wp14">
+<w:document xmlns:wpc="http://schemas.microsoft.com/office/word/2010/wordprocessingCanvas" xmlns:cx="http://schemas.microsoft.com/office/drawing/2014/chartex" xmlns:cx1="http://schemas.microsoft.com/office/drawing/2015/9/8/chartex" xmlns:cx2="http://schemas.microsoft.com/office/drawing/2015/10/21/chartex" xmlns:cx3="http://schemas.microsoft.com/office/drawing/2016/5/9/chartex" xmlns:cx4="http://schemas.microsoft.com/office/drawing/2016/5/10/chartex" xmlns:cx5="http://schemas.microsoft.com/office/drawing/2016/5/11/chartex" xmlns:cx6="http://schemas.microsoft.com/office/drawing/2016/5/12/chartex" xmlns:cx7="http://schemas.microsoft.com/office/drawing/2016/5/13/chartex" xmlns:cx8="http://schemas.microsoft.com/office/drawing/2016/5/14/chartex" xmlns:mc="http://schemas.openxmlformats.org/markup-compatibility/2006" xmlns:aink="http://schemas.microsoft.com/office/drawing/2016/ink" xmlns:am3d="http://schemas.microsoft.com/office/drawing/2017/model3d" xmlns:o="urn:schemas-microsoft-com:office:office" xmlns:r="http://schemas.openxmlformats.org/officeDocument/2006/relationships" xmlns:m="http://schemas.openxmlformats.org/officeDocument/2006/math" xmlns:v="urn:schemas-microsoft-com:vml" xmlns:wp14="http://schemas.microsoft.com/office/word/2010/wordprocessingDrawing" xmlns:wp="http://schemas.openxmlformats.org/drawingml/2006/wordprocessingDrawing" xmlns:w10="urn:schemas-microsoft-com:office:word" xmlns:w="http://schemas.openxmlformats.org/wordprocessingml/2006/main" xmlns:w14="http://schemas.microsoft.com/office/word/2010/wordml" xmlns:w15="http://schemas.microsoft.com/office/word/2012/wordml" xmlns:w16cid="http://schemas.microsoft.com/office/word/2016/wordml/cid" xmlns:w16se="http://schemas.microsoft.com/office/word/2015/wordml/symex" xmlns:wpg="http://schemas.microsoft.com/office/word/2010/wordprocessingGroup" xmlns:wpi="http://schemas.microsoft.com/office/word/2010/wordprocessingInk" xmlns:wne="http://schemas.microsoft.com/office/word/2006/wordml" xmlns:wps="http://schemas.microsoft.com/office/word/2010/wordprocessingShape" mc:Ignorable="w14 w15 w16se w16cid wp14">
   <w:body>
     <w:p>
       <w:pPr>
         <w:rPr>
           <w:rtl/>
-          <w:lang w:bidi="ar-EG"/>
+          <w:lang w:bidi="ar-AE"/>
         </w:rPr>
       </w:pPr>
       <w:hyperlink r:id="rId4" w:history="1">
         <w:r>
           <w:rPr>
             <w:rStyle w:val="Hyperlink"/>
+            <w:rFonts w:hint="cs"/>
             <w:rtl/>
-            <w:lang w:bidi="ar-EG"/>
+            <w:lang w:bidi="ar-AE"/>
           </w:rPr>
-          <w:t>التلميذ إندراوس</w:t>
+          <w:t>المسيح النائب</w:t>
         </w:r>
       </w:hyperlink>
     </w:p>
@@ -24,27 +25,28 @@
       <w:pPr>
         <w:rPr>
           <w:rtl/>
-          <w:lang w:bidi="ar-EG"/>
-        </w:rPr>
-      </w:pPr>
-      <w:r>
-        <w:rPr>
-          <w:rtl/>
-          <w:lang w:bidi="ar-EG"/>
-        </w:rPr>
-        <w:t>يوحنا 1: 35 – 41</w:t>
-      </w:r>
-    </w:p>
-    <w:p>
-      <w:pPr>
-        <w:rPr>
-          <w:rtl/>
-          <w:lang w:bidi="ar-EG"/>
-        </w:rPr>
-      </w:pPr>
-      <w:r>
-        <w:rPr>
-          <w:lang w:bidi="ar-EG"/>
+          <w:lang w:bidi="ar-AE"/>
+        </w:rPr>
+      </w:pPr>
+      <w:r>
+        <w:rPr>
+          <w:rFonts w:hint="cs"/>
+          <w:rtl/>
+          <w:lang w:bidi="ar-AE"/>
+        </w:rPr>
+        <w:t>أشعياء 53</w:t>
+      </w:r>
+    </w:p>
+    <w:p>
+      <w:pPr>
+        <w:rPr>
+          <w:rtl/>
+          <w:lang w:bidi="ar-AE"/>
+        </w:rPr>
+      </w:pPr>
+      <w:r>
+        <w:rPr>
+          <w:lang w:bidi="ar-AE"/>
         </w:rPr>
         <w:t>Gerrid Setzer</w:t>
       </w:r>
@@ -53,84 +55,768 @@
       <w:pPr>
         <w:rPr>
           <w:rtl/>
-          <w:lang w:bidi="ar-EG"/>
-        </w:rPr>
-      </w:pPr>
-      <w:r>
-        <w:rPr>
-          <w:rtl/>
-          <w:lang w:bidi="ar-EG"/>
-        </w:rPr>
-        <w:t>أندراوس كان بالحري</w:t>
-      </w:r>
-      <w:r>
-        <w:rPr>
-          <w:rFonts w:hint="cs"/>
-          <w:rtl/>
-          <w:lang w:bidi="ar-EG"/>
-        </w:rPr>
-        <w:t xml:space="preserve"> تلميذًا غير ظاهر للعيان. هو لم يقم بالوعظة العظيمة يوم الخمسين التي آمن من خلالها 3000 إنسان. هذا ما فعله أخوه بطرس. إلا أن إندراوس أوصل الإنجيل في إطار أصغر ما يبدو أنه كانت قدرته وموهبته. ويتوصيلنا الإنجيل غالبًا أيضًا في إطار ضيق يكون من السهل علينا بأن نتعلم منه.</w:t>
-      </w:r>
-    </w:p>
-    <w:p>
-      <w:pPr>
-        <w:rPr>
-          <w:rtl/>
-          <w:lang w:bidi="ar-EG"/>
-        </w:rPr>
-      </w:pPr>
-      <w:r>
-        <w:rPr>
-          <w:rFonts w:hint="cs"/>
-          <w:rtl/>
-          <w:lang w:bidi="ar-EG"/>
-        </w:rPr>
-        <w:t>ما الذي يبرق في عيننا إن انشغلنا باندراوس: إندراوس كان تلميذًا قد تميز في أنه ذهب إلى الرب</w:t>
-      </w:r>
-      <w:r>
-        <w:rPr>
-          <w:rFonts w:hint="cs"/>
-          <w:rtl/>
-          <w:lang w:bidi="ar-EG"/>
-        </w:rPr>
-        <w:t>. إننا دائمًا ما نراه متحركًا متجهًا إلى المسيح.</w:t>
-      </w:r>
-    </w:p>
-    <w:p>
-      <w:pPr>
-        <w:rPr>
-          <w:rtl/>
-          <w:lang w:bidi="ar-EG"/>
-        </w:rPr>
-      </w:pPr>
-      <w:r>
-        <w:rPr>
-          <w:rFonts w:hint="cs"/>
-          <w:rtl/>
-          <w:lang w:bidi="ar-EG"/>
-        </w:rPr>
-        <w:t>إندراوس يذهب إلى يسوع ليكون في شركة معه</w:t>
-      </w:r>
-    </w:p>
-    <w:p>
-      <w:pPr>
-        <w:rPr>
-          <w:rtl/>
-          <w:lang w:bidi="ar-EG"/>
-        </w:rPr>
-      </w:pPr>
-      <w:r>
-        <w:rPr>
-          <w:rFonts w:hint="cs"/>
-          <w:rtl/>
-          <w:lang w:bidi="ar-EG"/>
-        </w:rPr>
-        <w:t xml:space="preserve">يوحنا 1: 35 </w:t>
-      </w:r>
-      <w:r>
-        <w:rPr>
-          <w:rtl/>
-          <w:lang w:bidi="ar-EG"/>
+          <w:lang w:bidi="ar-AE"/>
+        </w:rPr>
+      </w:pPr>
+      <w:r>
+        <w:rPr>
+          <w:rFonts w:hint="cs"/>
+          <w:rtl/>
+          <w:lang w:bidi="ar-AE"/>
+        </w:rPr>
+        <w:t xml:space="preserve">أشعياء 53 هو إصحاح رائع في الكتاب المقدس. الموضوع الرئيسي فيه </w:t>
+      </w:r>
+      <w:r>
+        <w:rPr>
+          <w:rFonts w:hint="cs"/>
+          <w:rtl/>
+          <w:lang w:bidi="ar-AE"/>
+        </w:rPr>
+        <w:t>هو</w:t>
+      </w:r>
+      <w:r>
+        <w:rPr>
+          <w:rFonts w:hint="cs"/>
+          <w:rtl/>
+          <w:lang w:bidi="ar-AE"/>
+        </w:rPr>
+        <w:t xml:space="preserve"> آلام الرب النيابية على الصليب وموته الكفاري. في 7 أعداد فقط يذكر 14 مرة ما تألمه الرب يسوع عن خطاة هالكين:</w:t>
+      </w:r>
+    </w:p>
+    <w:p>
+      <w:pPr>
+        <w:rPr>
+          <w:rtl/>
+          <w:lang w:bidi="ar-AE"/>
+        </w:rPr>
+      </w:pPr>
+      <w:r>
+        <w:rPr>
+          <w:rFonts w:hint="cs"/>
+          <w:rtl/>
+          <w:lang w:bidi="ar-AE"/>
+        </w:rPr>
+        <w:t>1. "</w:t>
+      </w:r>
+      <w:r>
+        <w:rPr>
+          <w:rtl/>
+          <w:lang w:bidi="ar-AE"/>
+        </w:rPr>
+        <w:t>مَجْرُوحٌ لأَجْلِ مَعَاصِينَا</w:t>
+      </w:r>
+      <w:r>
+        <w:rPr>
+          <w:rFonts w:hint="cs"/>
+          <w:rtl/>
+          <w:lang w:bidi="ar-AE"/>
+        </w:rPr>
+        <w:t>" (أشعياء 53: 5).</w:t>
+      </w:r>
+    </w:p>
+    <w:p>
+      <w:pPr>
+        <w:rPr>
+          <w:rtl/>
+          <w:lang w:bidi="ar-AE"/>
+        </w:rPr>
+      </w:pPr>
+      <w:r>
+        <w:rPr>
+          <w:rFonts w:hint="cs"/>
+          <w:rtl/>
+          <w:lang w:bidi="ar-AE"/>
+        </w:rPr>
+        <w:t>2. "</w:t>
+      </w:r>
+      <w:r>
+        <w:rPr>
+          <w:rtl/>
+          <w:lang w:bidi="ar-AE"/>
+        </w:rPr>
+        <w:t>مَسْحُوقٌ لأَجْلِ آثَامِنَا</w:t>
+      </w:r>
+      <w:r>
+        <w:rPr>
+          <w:rFonts w:hint="cs"/>
+          <w:rtl/>
+          <w:lang w:bidi="ar-AE"/>
+        </w:rPr>
+        <w:t>" (أشعياء 53: 5).</w:t>
+      </w:r>
+    </w:p>
+    <w:p>
+      <w:pPr>
+        <w:rPr>
+          <w:rtl/>
+          <w:lang w:bidi="ar-AE"/>
+        </w:rPr>
+      </w:pPr>
+      <w:r>
+        <w:rPr>
+          <w:rFonts w:hint="cs"/>
+          <w:rtl/>
+          <w:lang w:bidi="ar-AE"/>
+        </w:rPr>
+        <w:t>3. "</w:t>
+      </w:r>
+      <w:r>
+        <w:rPr>
+          <w:rtl/>
+          <w:lang w:bidi="ar-AE"/>
+        </w:rPr>
+        <w:t>تَأْدِيبُ سَلاَمِنَا عَلَيْهِ</w:t>
+      </w:r>
+      <w:r>
+        <w:rPr>
+          <w:rFonts w:hint="cs"/>
+          <w:rtl/>
+          <w:lang w:bidi="ar-AE"/>
+        </w:rPr>
+        <w:t xml:space="preserve">" </w:t>
+      </w:r>
+      <w:r>
+        <w:rPr>
+          <w:rtl/>
+          <w:lang w:bidi="ar-AE"/>
+        </w:rPr>
+        <w:t>(أشعياء 53: 5).</w:t>
+      </w:r>
+    </w:p>
+    <w:p>
+      <w:pPr>
+        <w:rPr>
+          <w:rtl/>
+          <w:lang w:bidi="ar-AE"/>
+        </w:rPr>
+      </w:pPr>
+      <w:r>
+        <w:rPr>
+          <w:rFonts w:hint="cs"/>
+          <w:rtl/>
+          <w:lang w:bidi="ar-AE"/>
+        </w:rPr>
+        <w:t>4. "</w:t>
+      </w:r>
+      <w:r>
+        <w:rPr>
+          <w:rtl/>
+          <w:lang w:bidi="ar-AE"/>
+        </w:rPr>
+        <w:t>وَبِحُبُرِهِ شُفِينَا</w:t>
+      </w:r>
+      <w:r>
+        <w:rPr>
+          <w:rFonts w:hint="cs"/>
+          <w:rtl/>
+          <w:lang w:bidi="ar-AE"/>
+        </w:rPr>
+        <w:t xml:space="preserve">" </w:t>
+      </w:r>
+      <w:r>
+        <w:rPr>
+          <w:rtl/>
+          <w:lang w:bidi="ar-AE"/>
+        </w:rPr>
+        <w:t>(أشعياء 53: 5).</w:t>
+      </w:r>
+    </w:p>
+    <w:p>
+      <w:pPr>
+        <w:rPr>
+          <w:rtl/>
+          <w:lang w:bidi="ar-AE"/>
+        </w:rPr>
+      </w:pPr>
+      <w:r>
+        <w:rPr>
+          <w:rFonts w:hint="cs"/>
+          <w:rtl/>
+          <w:lang w:bidi="ar-AE"/>
+        </w:rPr>
+        <w:t>5. "</w:t>
+      </w:r>
+      <w:r>
+        <w:rPr>
+          <w:rtl/>
+          <w:lang w:bidi="ar-AE"/>
+        </w:rPr>
+        <w:t>الرَّبُّ وَضَعَ عَلَيْهِ إِثْمَ جَمِيعِنَا</w:t>
+      </w:r>
+      <w:r>
+        <w:rPr>
+          <w:rFonts w:hint="cs"/>
+          <w:rtl/>
+          <w:lang w:bidi="ar-AE"/>
+        </w:rPr>
+        <w:t xml:space="preserve">" </w:t>
+      </w:r>
+      <w:r>
+        <w:rPr>
+          <w:rtl/>
+          <w:lang w:bidi="ar-AE"/>
+        </w:rPr>
+        <w:t xml:space="preserve">(أشعياء 53: </w:t>
+      </w:r>
+      <w:r>
+        <w:rPr>
+          <w:rFonts w:hint="cs"/>
+          <w:rtl/>
+          <w:lang w:bidi="ar-AE"/>
+        </w:rPr>
+        <w:t>6</w:t>
+      </w:r>
+      <w:r>
+        <w:rPr>
+          <w:rtl/>
+          <w:lang w:bidi="ar-AE"/>
+        </w:rPr>
+        <w:t>).</w:t>
+      </w:r>
+    </w:p>
+    <w:p>
+      <w:pPr>
+        <w:rPr>
+          <w:rtl/>
+          <w:lang w:bidi="ar-AE"/>
+        </w:rPr>
+      </w:pPr>
+      <w:r>
+        <w:rPr>
+          <w:rFonts w:hint="cs"/>
+          <w:rtl/>
+          <w:lang w:bidi="ar-AE"/>
+        </w:rPr>
+        <w:t>6."</w:t>
+      </w:r>
+      <w:r>
+        <w:rPr>
+          <w:rtl/>
+        </w:rPr>
+        <w:t xml:space="preserve"> </w:t>
+      </w:r>
+      <w:r>
+        <w:rPr>
+          <w:rtl/>
+          <w:lang w:bidi="ar-AE"/>
+        </w:rPr>
+        <w:t>ضُرِبَ مِنْ أَجْلِ ذَنْبِ شَعْبِي</w:t>
+      </w:r>
+      <w:r>
+        <w:rPr>
+          <w:rFonts w:hint="cs"/>
+          <w:rtl/>
+          <w:lang w:bidi="ar-AE"/>
+        </w:rPr>
+        <w:t xml:space="preserve">" </w:t>
+      </w:r>
+      <w:r>
+        <w:rPr>
+          <w:rtl/>
+          <w:lang w:bidi="ar-AE"/>
+        </w:rPr>
+        <w:t xml:space="preserve">(أشعياء 53: </w:t>
+      </w:r>
+      <w:r>
+        <w:rPr>
+          <w:rFonts w:hint="cs"/>
+          <w:rtl/>
+          <w:lang w:bidi="ar-AE"/>
+        </w:rPr>
+        <w:t>8</w:t>
+      </w:r>
+      <w:r>
+        <w:rPr>
+          <w:rtl/>
+          <w:lang w:bidi="ar-AE"/>
+        </w:rPr>
+        <w:t>).</w:t>
+      </w:r>
+    </w:p>
+    <w:p>
+      <w:pPr>
+        <w:rPr>
+          <w:rtl/>
+          <w:lang w:bidi="ar-AE"/>
+        </w:rPr>
+      </w:pPr>
+      <w:r>
+        <w:rPr>
+          <w:rFonts w:hint="cs"/>
+          <w:rtl/>
+          <w:lang w:bidi="ar-AE"/>
+        </w:rPr>
+        <w:t>7. "</w:t>
+      </w:r>
+      <w:r>
+        <w:rPr>
+          <w:rtl/>
+          <w:lang w:bidi="ar-AE"/>
+        </w:rPr>
+        <w:t xml:space="preserve"> وَمَعَ غَنِيٍّ عِنْدَ مَوْتِهِ</w:t>
+      </w:r>
+      <w:r>
+        <w:rPr>
+          <w:rFonts w:hint="cs"/>
+          <w:rtl/>
+          <w:lang w:bidi="ar-AE"/>
+        </w:rPr>
+        <w:t xml:space="preserve">" </w:t>
+      </w:r>
+      <w:r>
+        <w:rPr>
+          <w:rtl/>
+          <w:lang w:bidi="ar-AE"/>
+        </w:rPr>
+        <w:t xml:space="preserve">(أشعياء 53: </w:t>
+      </w:r>
+      <w:r>
+        <w:rPr>
+          <w:rFonts w:hint="cs"/>
+          <w:rtl/>
+          <w:lang w:bidi="ar-AE"/>
+        </w:rPr>
+        <w:t>9</w:t>
+      </w:r>
+      <w:r>
+        <w:rPr>
+          <w:rtl/>
+          <w:lang w:bidi="ar-AE"/>
+        </w:rPr>
+        <w:t>).</w:t>
+      </w:r>
+    </w:p>
+    <w:p>
+      <w:pPr>
+        <w:rPr>
+          <w:rtl/>
+          <w:lang w:bidi="ar-AE"/>
+        </w:rPr>
+      </w:pPr>
+      <w:r>
+        <w:rPr>
+          <w:rFonts w:hint="cs"/>
+          <w:rtl/>
+          <w:lang w:bidi="ar-AE"/>
+        </w:rPr>
+        <w:t>8. "</w:t>
+      </w:r>
+      <w:r>
+        <w:rPr>
+          <w:rtl/>
+          <w:lang w:bidi="ar-AE"/>
+        </w:rPr>
+        <w:t xml:space="preserve">فَسُرَّ بِأَنْ </w:t>
+      </w:r>
+      <w:r>
+        <w:rPr>
+          <w:color w:val="FF0000"/>
+          <w:rtl/>
+          <w:lang w:bidi="ar-AE"/>
+        </w:rPr>
+        <w:t xml:space="preserve">يَسْحَقَهُ </w:t>
+      </w:r>
+      <w:r>
+        <w:rPr>
+          <w:rtl/>
+          <w:lang w:bidi="ar-AE"/>
+        </w:rPr>
+        <w:t>بِالْحَزَنِ</w:t>
+      </w:r>
+      <w:r>
+        <w:rPr>
+          <w:rFonts w:hint="cs"/>
+          <w:rtl/>
+          <w:lang w:bidi="ar-AE"/>
+        </w:rPr>
+        <w:t xml:space="preserve">" </w:t>
+      </w:r>
+      <w:r>
+        <w:rPr>
+          <w:rtl/>
+          <w:lang w:bidi="ar-AE"/>
+        </w:rPr>
+        <w:t xml:space="preserve">(أشعياء 53: </w:t>
+      </w:r>
+      <w:r>
+        <w:rPr>
+          <w:rFonts w:hint="cs"/>
+          <w:rtl/>
+          <w:lang w:bidi="ar-AE"/>
+        </w:rPr>
+        <w:t>10</w:t>
+      </w:r>
+      <w:r>
+        <w:rPr>
+          <w:rtl/>
+          <w:lang w:bidi="ar-AE"/>
+        </w:rPr>
+        <w:t>).</w:t>
+      </w:r>
+    </w:p>
+    <w:p>
+      <w:pPr>
+        <w:rPr>
+          <w:rtl/>
+          <w:lang w:bidi="ar-AE"/>
+        </w:rPr>
+      </w:pPr>
+      <w:r>
+        <w:rPr>
+          <w:rFonts w:hint="cs"/>
+          <w:rtl/>
+          <w:lang w:bidi="ar-AE"/>
+        </w:rPr>
+        <w:t xml:space="preserve">9. </w:t>
+      </w:r>
+      <w:r>
+        <w:rPr>
+          <w:rtl/>
+          <w:lang w:bidi="ar-AE"/>
+        </w:rPr>
+        <w:t>"</w:t>
+      </w:r>
+      <w:bookmarkStart w:id="0" w:name="_GoBack"/>
+      <w:bookmarkEnd w:id="0"/>
+      <w:r>
+        <w:rPr>
+          <w:rtl/>
+          <w:lang w:bidi="ar-AE"/>
+        </w:rPr>
+        <w:t xml:space="preserve">فَسُرَّ بِأَنْ يَسْحَقَهُ </w:t>
+      </w:r>
+      <w:r>
+        <w:rPr>
+          <w:color w:val="FF0000"/>
+          <w:rtl/>
+          <w:lang w:bidi="ar-AE"/>
+        </w:rPr>
+        <w:t>بِالْحَزَنِ</w:t>
+      </w:r>
+      <w:r>
+        <w:rPr>
+          <w:rFonts w:hint="cs"/>
+          <w:rtl/>
+          <w:lang w:bidi="ar-AE"/>
+        </w:rPr>
+        <w:t xml:space="preserve">" </w:t>
+      </w:r>
+      <w:r>
+        <w:rPr>
+          <w:rtl/>
+          <w:lang w:bidi="ar-AE"/>
+        </w:rPr>
+        <w:t>(أشعياء 53: 10).</w:t>
+      </w:r>
+    </w:p>
+    <w:p>
+      <w:pPr>
+        <w:rPr>
+          <w:rtl/>
+          <w:lang w:bidi="ar-AE"/>
+        </w:rPr>
+      </w:pPr>
+      <w:r>
+        <w:rPr>
+          <w:rFonts w:hint="cs"/>
+          <w:rtl/>
+          <w:lang w:bidi="ar-AE"/>
+        </w:rPr>
+        <w:t>10."</w:t>
+      </w:r>
+      <w:r>
+        <w:rPr>
+          <w:rtl/>
+        </w:rPr>
+        <w:t xml:space="preserve"> </w:t>
+      </w:r>
+      <w:r>
+        <w:rPr>
+          <w:rtl/>
+          <w:lang w:bidi="ar-AE"/>
+        </w:rPr>
+        <w:t>جَعَلَ نَفْسَهُ ذَبِيحَةَ إِثْمٍ</w:t>
+      </w:r>
+      <w:r>
+        <w:rPr>
+          <w:rFonts w:hint="cs"/>
+          <w:rtl/>
+          <w:lang w:bidi="ar-AE"/>
+        </w:rPr>
+        <w:t xml:space="preserve">" </w:t>
+      </w:r>
+      <w:r>
+        <w:rPr>
+          <w:rtl/>
+          <w:lang w:bidi="ar-AE"/>
+        </w:rPr>
+        <w:t>(أشعياء 53: 10).</w:t>
+      </w:r>
+    </w:p>
+    <w:p>
+      <w:pPr>
+        <w:rPr>
+          <w:rtl/>
+          <w:lang w:bidi="ar-AE"/>
+        </w:rPr>
+      </w:pPr>
+      <w:r>
+        <w:rPr>
+          <w:rFonts w:hint="cs"/>
+          <w:rtl/>
+          <w:lang w:bidi="ar-AE"/>
+        </w:rPr>
+        <w:t>1</w:t>
+      </w:r>
+      <w:r>
+        <w:rPr>
+          <w:rFonts w:hint="cs"/>
+          <w:rtl/>
+          <w:lang w:bidi="ar-AE"/>
+        </w:rPr>
+        <w:t>1</w:t>
+      </w:r>
+      <w:r>
+        <w:rPr>
+          <w:rFonts w:hint="cs"/>
+          <w:rtl/>
+          <w:lang w:bidi="ar-AE"/>
+        </w:rPr>
+        <w:t>. احتمل "</w:t>
+      </w:r>
+      <w:r>
+        <w:rPr>
+          <w:rtl/>
+          <w:lang w:bidi="ar-AE"/>
+        </w:rPr>
+        <w:t>تَعَبِ نَفْسِهِ</w:t>
+      </w:r>
+      <w:r>
+        <w:rPr>
+          <w:rFonts w:hint="cs"/>
+          <w:rtl/>
+          <w:lang w:bidi="ar-AE"/>
+        </w:rPr>
+        <w:t>"</w:t>
+      </w:r>
+      <w:r>
+        <w:rPr>
+          <w:rFonts w:hint="cs"/>
+          <w:rtl/>
+          <w:lang w:bidi="ar-AE"/>
+        </w:rPr>
+        <w:t xml:space="preserve"> </w:t>
+      </w:r>
+      <w:r>
+        <w:rPr>
+          <w:rtl/>
+          <w:lang w:bidi="ar-AE"/>
+        </w:rPr>
+        <w:t>(أشعياء 53: 1</w:t>
+      </w:r>
+      <w:r>
+        <w:rPr>
+          <w:rFonts w:hint="cs"/>
+          <w:rtl/>
+          <w:lang w:bidi="ar-AE"/>
+        </w:rPr>
+        <w:t>1</w:t>
+      </w:r>
+      <w:r>
+        <w:rPr>
+          <w:rtl/>
+          <w:lang w:bidi="ar-AE"/>
+        </w:rPr>
+        <w:t>).</w:t>
+      </w:r>
+    </w:p>
+    <w:p>
+      <w:pPr>
+        <w:rPr>
+          <w:rtl/>
+          <w:lang w:bidi="ar-AE"/>
+        </w:rPr>
+      </w:pPr>
+      <w:r>
+        <w:rPr>
+          <w:rFonts w:hint="cs"/>
+          <w:rtl/>
+          <w:lang w:bidi="ar-AE"/>
+        </w:rPr>
+        <w:t>12. "</w:t>
+      </w:r>
+      <w:r>
+        <w:rPr>
+          <w:rtl/>
+          <w:lang w:bidi="ar-AE"/>
+        </w:rPr>
+        <w:t>آثَامُهُمْ هُوَ يَحْمِلُهَا</w:t>
+      </w:r>
+      <w:r>
+        <w:rPr>
+          <w:rFonts w:hint="cs"/>
+          <w:rtl/>
+          <w:lang w:bidi="ar-AE"/>
+        </w:rPr>
+        <w:t xml:space="preserve">" </w:t>
+      </w:r>
+      <w:r>
+        <w:rPr>
+          <w:rtl/>
+          <w:lang w:bidi="ar-AE"/>
+        </w:rPr>
+        <w:t>(أشعياء 53: 11).</w:t>
+      </w:r>
+    </w:p>
+    <w:p>
+      <w:pPr>
+        <w:rPr>
+          <w:rtl/>
+          <w:lang w:bidi="ar-AE"/>
+        </w:rPr>
+      </w:pPr>
+      <w:r>
+        <w:rPr>
+          <w:rFonts w:hint="cs"/>
+          <w:rtl/>
+          <w:lang w:bidi="ar-AE"/>
+        </w:rPr>
+        <w:t>13. "</w:t>
+      </w:r>
+      <w:r>
+        <w:rPr>
+          <w:rtl/>
+          <w:lang w:bidi="ar-AE"/>
+        </w:rPr>
+        <w:t>سَكَبَ لِلْمَوْتِ نَفْسَهُ</w:t>
+      </w:r>
+      <w:r>
+        <w:rPr>
+          <w:rFonts w:hint="cs"/>
+          <w:rtl/>
+          <w:lang w:bidi="ar-AE"/>
+        </w:rPr>
+        <w:t xml:space="preserve">" </w:t>
+      </w:r>
+      <w:r>
+        <w:rPr>
+          <w:rtl/>
+          <w:lang w:bidi="ar-AE"/>
+        </w:rPr>
+        <w:t>(أشعياء 53: 1</w:t>
+      </w:r>
+      <w:r>
+        <w:rPr>
+          <w:rFonts w:hint="cs"/>
+          <w:rtl/>
+          <w:lang w:bidi="ar-AE"/>
+        </w:rPr>
+        <w:t>2</w:t>
+      </w:r>
+      <w:r>
+        <w:rPr>
+          <w:rtl/>
+          <w:lang w:bidi="ar-AE"/>
+        </w:rPr>
+        <w:t>).</w:t>
+      </w:r>
+    </w:p>
+    <w:p>
+      <w:pPr>
+        <w:rPr>
+          <w:rtl/>
+          <w:lang w:bidi="ar-AE"/>
+        </w:rPr>
+      </w:pPr>
+      <w:r>
+        <w:rPr>
+          <w:rFonts w:hint="cs"/>
+          <w:rtl/>
+          <w:lang w:bidi="ar-AE"/>
+        </w:rPr>
+        <w:t>14. "</w:t>
+      </w:r>
+      <w:r>
+        <w:rPr>
+          <w:rtl/>
+          <w:lang w:bidi="ar-AE"/>
+        </w:rPr>
+        <w:t>حَمَلَ خَطِيَّةَ كَثِيرِينَ</w:t>
+      </w:r>
+      <w:r>
+        <w:rPr>
+          <w:rFonts w:hint="cs"/>
+          <w:rtl/>
+          <w:lang w:bidi="ar-AE"/>
+        </w:rPr>
+        <w:t xml:space="preserve">" </w:t>
+      </w:r>
+      <w:r>
+        <w:rPr>
+          <w:rtl/>
+          <w:lang w:bidi="ar-AE"/>
+        </w:rPr>
+        <w:t>(أشعياء 53: 1</w:t>
+      </w:r>
+      <w:r>
+        <w:rPr>
+          <w:rFonts w:hint="cs"/>
+          <w:rtl/>
+          <w:lang w:bidi="ar-AE"/>
+        </w:rPr>
+        <w:t>3</w:t>
+      </w:r>
+      <w:r>
+        <w:rPr>
+          <w:rtl/>
+          <w:lang w:bidi="ar-AE"/>
+        </w:rPr>
+        <w:t>).</w:t>
+      </w:r>
+    </w:p>
+    <w:p>
+      <w:pPr>
+        <w:rPr>
+          <w:rtl/>
+          <w:lang w:bidi="ar-AE"/>
+        </w:rPr>
+      </w:pPr>
+      <w:r>
+        <w:rPr>
+          <w:rFonts w:hint="cs"/>
+          <w:rtl/>
+          <w:lang w:bidi="ar-AE"/>
+        </w:rPr>
+        <w:t>إننا نجد هنا لغة يهود في المستقبل سيدركون بأن يسوع هو مسياهم. إلا أني لا أود الآن أن أدخل في هذا الموضوع، وإنا سأسأل سؤالاً بسيطًا ولكنه هام: هل أشعياء 53 هو لغتك أيضًا؟ هل يمكنك القول: مجروح لأجل معاصيّ، مسحوق لأجل آثامنا</w:t>
+      </w:r>
+      <w:r>
+        <w:rPr>
+          <w:rFonts w:hint="cs"/>
+          <w:rtl/>
+          <w:lang w:bidi="ar-AE"/>
+        </w:rPr>
+        <w:t>، تأديب سلامي وقع عليه ...؟</w:t>
+      </w:r>
+    </w:p>
+    <w:p>
+      <w:pPr>
+        <w:rPr>
+          <w:rtl/>
+          <w:lang w:bidi="ar-AE"/>
+        </w:rPr>
+      </w:pPr>
+      <w:r>
+        <w:rPr>
+          <w:rFonts w:hint="cs"/>
+          <w:rtl/>
+          <w:lang w:bidi="ar-AE"/>
+        </w:rPr>
+        <w:t xml:space="preserve">إن كنت لا زلت لا تستطيع أن تضع اسمك في أشعياء 53 </w:t>
+      </w:r>
+      <w:r>
+        <w:rPr>
+          <w:rtl/>
+          <w:lang w:bidi="ar-AE"/>
         </w:rPr>
         <w:t>–</w:t>
       </w:r>
@@ -138,62 +824,14 @@
         <w:rPr>
           <w:rFonts w:hint="cs"/>
           <w:rtl/>
-          <w:lang w:bidi="ar-EG"/>
-        </w:rPr>
-        <w:t xml:space="preserve"> 39</w:t>
-      </w:r>
-    </w:p>
-    <w:p>
-      <w:pPr>
-        <w:rPr>
-          <w:rtl/>
-          <w:lang w:bidi="ar-EG"/>
-        </w:rPr>
-      </w:pPr>
-      <w:r>
-        <w:rPr>
-          <w:rFonts w:hint="cs"/>
-          <w:rtl/>
-          <w:lang w:bidi="ar-EG"/>
-        </w:rPr>
-        <w:t>إندراوس كان أحد تلاميذ يوحنا. بمعنى أنه كان شخص قد تاب. في يوم من الأيام سمع يوحنا المعمدان يتكلم عن الرب يسوع. من بعدها سار وراء الرب يسوع من دون أن يُطلب منه وأراد بأن يكون معه. هنا سمع من فم الرب: "تعال وانظر" هو ذهب إلى الرب واختبر يومًا من الشركة مع ابن الله، من الصباح إلى المساء. هذه هي نقطة بداية كل خدمة كـ"خدمة إندراوس"، التي قام بها التلميذ بعد ذاك. إن نقطة الانطلاق لصيد الناس تكمن في اللقاء والشركة مع ابن الله.</w:t>
-      </w:r>
-    </w:p>
-    <w:p>
-      <w:pPr>
-        <w:rPr>
-          <w:rtl/>
-          <w:lang w:bidi="ar-EG"/>
-        </w:rPr>
-      </w:pPr>
-      <w:r>
-        <w:rPr>
-          <w:rFonts w:hint="cs"/>
-          <w:rtl/>
-          <w:lang w:bidi="ar-EG"/>
-        </w:rPr>
-        <w:t>إندراوس يذهب إلى يسوع مع أخوه</w:t>
-      </w:r>
-    </w:p>
-    <w:p>
-      <w:pPr>
-        <w:rPr>
-          <w:rtl/>
-          <w:lang w:bidi="ar-EG"/>
-        </w:rPr>
-      </w:pPr>
-      <w:r>
-        <w:rPr>
-          <w:rFonts w:hint="cs"/>
-          <w:rtl/>
-          <w:lang w:bidi="ar-EG"/>
-        </w:rPr>
-        <w:t xml:space="preserve">يوحنا 1: 41 </w:t>
-      </w:r>
-      <w:r>
-        <w:rPr>
-          <w:rtl/>
-          <w:lang w:bidi="ar-EG"/>
+          <w:lang w:bidi="ar-AE"/>
+        </w:rPr>
+        <w:t xml:space="preserve"> فآمن بالإنجيل واعتمد أيضًا لتكون إلى جانب نائبك! هكذا فعل ذلك الخصي الحبشي، حينما كان يتأمل في أشعياء 53 وسمع الإنجيل عن يسوع المسيح (أعمال الرسل 8: 27 </w:t>
+      </w:r>
+      <w:r>
+        <w:rPr>
+          <w:rtl/>
+          <w:lang w:bidi="ar-AE"/>
         </w:rPr>
         <w:t>–</w:t>
       </w:r>
@@ -201,30 +839,47 @@
         <w:rPr>
           <w:rFonts w:hint="cs"/>
           <w:rtl/>
-          <w:lang w:bidi="ar-EG"/>
-        </w:rPr>
-        <w:t xml:space="preserve"> 42</w:t>
-      </w:r>
-    </w:p>
-    <w:p>
-      <w:pPr>
-        <w:rPr>
-          <w:rtl/>
-          <w:lang w:bidi="ar-EG"/>
-        </w:rPr>
-      </w:pPr>
-      <w:r>
-        <w:rPr>
-          <w:rFonts w:hint="cs"/>
-          <w:rtl/>
-          <w:lang w:bidi="ar-EG"/>
-        </w:rPr>
-        <w:t xml:space="preserve">إندراوس أتى أولاً إلى أخيه بطرس وأتى بخبر عظيم في قوته: هو وجد المسيا. بطرس لا ينطلق من نفسه على الرغم من تهوره </w:t>
-      </w:r>
-      <w:r>
-        <w:rPr>
-          <w:rtl/>
-          <w:lang w:bidi="ar-EG"/>
+          <w:lang w:bidi="ar-AE"/>
+        </w:rPr>
+        <w:t xml:space="preserve"> 38).</w:t>
+      </w:r>
+    </w:p>
+    <w:p>
+      <w:pPr>
+        <w:rPr>
+          <w:rFonts w:hint="cs"/>
+          <w:lang w:bidi="ar-AE"/>
+        </w:rPr>
+      </w:pPr>
+      <w:r>
+        <w:rPr>
+          <w:rFonts w:hint="cs"/>
+          <w:rtl/>
+          <w:lang w:bidi="ar-AE"/>
+        </w:rPr>
+        <w:lastRenderedPageBreak/>
+        <w:t>وإن كنت تعلم بأن يسوع حمل آثامك عنك وسكب عنك للموت نفسه فانطلق في طريقك بفرح شاكر</w:t>
+      </w:r>
+      <w:r>
+        <w:rPr>
+          <w:rFonts w:hint="cs"/>
+          <w:rtl/>
+          <w:lang w:bidi="ar-AE"/>
+        </w:rPr>
+        <w:t>ًا</w:t>
+      </w:r>
+      <w:r>
+        <w:rPr>
+          <w:rFonts w:hint="cs"/>
+          <w:rtl/>
+          <w:lang w:bidi="ar-AE"/>
+        </w:rPr>
+        <w:t xml:space="preserve"> </w:t>
+      </w:r>
+      <w:r>
+        <w:rPr>
+          <w:rtl/>
+          <w:lang w:bidi="ar-AE"/>
         </w:rPr>
         <w:t>–</w:t>
       </w:r>
@@ -232,82 +887,38 @@
         <w:rPr>
           <w:rFonts w:hint="cs"/>
           <w:rtl/>
-          <w:lang w:bidi="ar-EG"/>
-        </w:rPr>
-        <w:t xml:space="preserve"> إندراوس رافقه إلى الرب يسوع</w:t>
-      </w:r>
-      <w:r>
-        <w:rPr>
-          <w:rFonts w:hint="cs"/>
-          <w:rtl/>
-          <w:lang w:bidi="ar-EG"/>
-        </w:rPr>
-        <w:t>، الذي يفتتح إصحاحًا جديدًا في حياة بطرس. البادئ في هذه المقابلة المباركة كان إندراوس الذي لم يكن يريد بأن يحتفظ لنفسه ما وجده، وإنما ابتدأ في نطاقه المباشر بأن يكون شاهدًا للمسيح.</w:t>
-      </w:r>
-    </w:p>
-    <w:p>
-      <w:pPr>
-        <w:rPr>
-          <w:rtl/>
-          <w:lang w:bidi="ar-EG"/>
-        </w:rPr>
-      </w:pPr>
-      <w:r>
-        <w:rPr>
-          <w:rFonts w:hint="cs"/>
-          <w:rtl/>
-          <w:lang w:bidi="ar-EG"/>
-        </w:rPr>
-        <w:t>إندراوس يتبع يسوع ليصير صيادًا للناس</w:t>
-      </w:r>
-    </w:p>
-    <w:p>
-      <w:pPr>
-        <w:rPr>
-          <w:rtl/>
-          <w:lang w:bidi="ar-EG"/>
-        </w:rPr>
-      </w:pPr>
-      <w:r>
-        <w:rPr>
-          <w:rFonts w:hint="cs"/>
-          <w:rtl/>
-          <w:lang w:bidi="ar-EG"/>
-        </w:rPr>
-        <w:t xml:space="preserve">مرقس 1: 16 </w:t>
-      </w:r>
-      <w:r>
-        <w:rPr>
-          <w:rtl/>
-          <w:lang w:bidi="ar-EG"/>
-        </w:rPr>
-        <w:t>–</w:t>
-      </w:r>
-      <w:r>
-        <w:rPr>
-          <w:rFonts w:hint="cs"/>
-          <w:rtl/>
-          <w:lang w:bidi="ar-EG"/>
-        </w:rPr>
-        <w:t xml:space="preserve"> 18</w:t>
-      </w:r>
-    </w:p>
-    <w:p>
-      <w:pPr>
-        <w:rPr>
-          <w:lang w:bidi="ar-EG"/>
-        </w:rPr>
-      </w:pPr>
-      <w:r>
-        <w:rPr>
-          <w:lang w:bidi="ar-EG"/>
-        </w:rPr>
-        <w:t>Andreas war ein Zeuge gewesen in seiner Umgegend</w:t>
+          <w:lang w:bidi="ar-AE"/>
+        </w:rPr>
+        <w:t xml:space="preserve"> كما فعل الخصي من بعدما أن تح</w:t>
+      </w:r>
+      <w:r>
+        <w:rPr>
+          <w:rFonts w:hint="cs"/>
+          <w:rtl/>
+          <w:lang w:bidi="ar-AE"/>
+        </w:rPr>
+        <w:t>ق</w:t>
+      </w:r>
+      <w:r>
+        <w:rPr>
+          <w:rFonts w:hint="cs"/>
+          <w:rtl/>
+          <w:lang w:bidi="ar-AE"/>
+        </w:rPr>
+        <w:t xml:space="preserve">ق </w:t>
+      </w:r>
+      <w:r>
+        <w:rPr>
+          <w:rFonts w:hint="cs"/>
+          <w:rtl/>
+          <w:lang w:bidi="ar-AE"/>
+        </w:rPr>
+        <w:t>فيه الدرس العظيم في أشعياء 53 (أعمال الرسل 8: 39).</w:t>
       </w:r>
     </w:p>
     <w:sectPr>
       <w:pgSz w:w="11906" w:h="16838"/>
-      <w:pgMar w:top="1440" w:right="1440" w:bottom="1440" w:left="1440" w:header="708" w:footer="708" w:gutter="0"/>
+      <w:pgMar w:top="1440" w:right="1800" w:bottom="1440" w:left="1800" w:header="708" w:footer="708" w:gutter="0"/>
       <w:cols w:space="708"/>
       <w:bidi/>
       <w:rtlGutter/>
@@ -318,21 +929,19 @@
 </file>
 
 <file path=word/styles.xml><?xml version="1.0" encoding="utf-8"?>
-<w:styles xmlns:mc="http://schemas.openxmlformats.org/markup-compatibility/2006" xmlns:r="http://schemas.openxmlformats.org/officeDocument/2006/relationships" xmlns:w="http://schemas.openxmlformats.org/wordprocessingml/2006/main" xmlns:w14="http://schemas.microsoft.com/office/word/2010/wordml" xmlns:w15="http://schemas.microsoft.com/office/word/2012/wordml" xmlns:w16cex="http://schemas.microsoft.com/office/word/2018/wordml/cex" xmlns:w16cid="http://schemas.microsoft.com/office/word/2016/wordml/cid" xmlns:w16="http://schemas.microsoft.com/office/word/2018/wordml" xmlns:w16sdtdh="http://schemas.microsoft.com/office/word/2020/wordml/sdtdatahash" xmlns:w16se="http://schemas.microsoft.com/office/word/2015/wordml/symex" mc:Ignorable="w14 w15 w16se w16cid w16 w16cex w16sdtdh">
+<w:styles xmlns:mc="http://schemas.openxmlformats.org/markup-compatibility/2006" xmlns:r="http://schemas.openxmlformats.org/officeDocument/2006/relationships" xmlns:w="http://schemas.openxmlformats.org/wordprocessingml/2006/main" xmlns:w14="http://schemas.microsoft.com/office/word/2010/wordml" xmlns:w15="http://schemas.microsoft.com/office/word/2012/wordml" xmlns:w16cid="http://schemas.microsoft.com/office/word/2016/wordml/cid" xmlns:w16se="http://schemas.microsoft.com/office/word/2015/wordml/symex" mc:Ignorable="w14 w15 w16se w16cid">
   <w:docDefaults>
     <w:rPrDefault>
       <w:rPr>
         <w:rFonts w:ascii="Sakkal Majalla" w:eastAsiaTheme="minorHAnsi" w:hAnsi="Sakkal Majalla" w:cs="Sakkal Majalla"/>
         <w:sz w:val="28"/>
         <w:szCs w:val="28"/>
-        <w:lang w:val="en-US" w:eastAsia="en-US" w:bidi="he-IL"/>
+        <w:lang w:val="en-US" w:eastAsia="en-US" w:bidi="ar-SA"/>
       </w:rPr>
     </w:rPrDefault>
     <w:pPrDefault>
       <w:pPr>
-        <w:bidi/>
         <w:spacing w:after="160" w:line="259" w:lineRule="auto"/>
-        <w:jc w:val="both"/>
       </w:pPr>
     </w:pPrDefault>
   </w:docDefaults>
@@ -717,10 +1326,14 @@
   <w:style w:type="paragraph" w:default="1" w:styleId="Normal">
     <w:name w:val="Normal"/>
     <w:qFormat/>
+    <w:pPr>
+      <w:bidi/>
+    </w:pPr>
   </w:style>
   <w:style w:type="character" w:default="1" w:styleId="DefaultParagraphFont">
     <w:name w:val="Default Paragraph Font"/>
     <w:uiPriority w:val="1"/>
+    <w:semiHidden/>
     <w:unhideWhenUsed/>
   </w:style>
   <w:style w:type="table" w:default="1" w:styleId="TableNormal">
@@ -749,7 +1362,7 @@
     <w:basedOn w:val="DefaultParagraphFont"/>
     <w:uiPriority w:val="99"/>
     <w:unhideWhenUsed/>
-    <w:rsid w:val="001B6B77"/>
+    <w:rsid w:val="00A77411"/>
     <w:rPr>
       <w:color w:val="0563C1" w:themeColor="hyperlink"/>
       <w:u w:val="single"/>
@@ -761,7 +1374,7 @@
     <w:uiPriority w:val="99"/>
     <w:semiHidden/>
     <w:unhideWhenUsed/>
-    <w:rsid w:val="001B6B77"/>
+    <w:rsid w:val="00A77411"/>
     <w:rPr>
       <w:color w:val="605E5C"/>
       <w:shd w:val="clear" w:color="auto" w:fill="E1DFDD"/>
